--- a/practice/data/theory/jungol/02_중등/5주차/2026년_5차_중등_수업_교사용_2019-2025.docx
+++ b/practice/data/theory/jungol/02_중등/5주차/2026년_5차_중등_수업_교사용_2019-2025.docx
@@ -1,6 +1,6 @@
 
 <file path=word/document.xml><?xml version="1.0" encoding="utf-8"?>
-<w:document xmlns:wpc="http://schemas.microsoft.com/office/word/2010/wordprocessingCanvas" xmlns:cx="http://schemas.microsoft.com/office/drawing/2014/chartex" xmlns:cx1="http://schemas.microsoft.com/office/drawing/2015/9/8/chartex" xmlns:mc="http://schemas.openxmlformats.org/markup-compatibility/2006" xmlns:o="urn:schemas-microsoft-com:office:office" xmlns:r="http://schemas.openxmlformats.org/officeDocument/2006/relationships" xmlns:m="http://schemas.openxmlformats.org/officeDocument/2006/math" xmlns:v="urn:schemas-microsoft-com:vml" xmlns:wp14="http://schemas.microsoft.com/office/word/2010/wordprocessingDrawing" xmlns:wp="http://schemas.openxmlformats.org/drawingml/2006/wordprocessingDrawing" xmlns:w10="urn:schemas-microsoft-com:office:word" xmlns:w="http://schemas.openxmlformats.org/wordprocessingml/2006/main" xmlns:w14="http://schemas.microsoft.com/office/word/2010/wordml" xmlns:w15="http://schemas.microsoft.com/office/word/2012/wordml" xmlns:w16se="http://schemas.microsoft.com/office/word/2015/wordml/symex" xmlns:wpg="http://schemas.microsoft.com/office/word/2010/wordprocessingGroup" xmlns:wpi="http://schemas.microsoft.com/office/word/2010/wordprocessingInk" xmlns:wne="http://schemas.microsoft.com/office/word/2006/wordml" xmlns:wps="http://schemas.microsoft.com/office/word/2010/wordprocessingShape" mc:Ignorable="w14 w15 w16se wp14">
+<w:document xmlns:wpc="http://schemas.microsoft.com/office/word/2010/wordprocessingCanvas" xmlns:cx="http://schemas.microsoft.com/office/drawing/2014/chartex" xmlns:mc="http://schemas.openxmlformats.org/markup-compatibility/2006" xmlns:o="urn:schemas-microsoft-com:office:office" xmlns:r="http://schemas.openxmlformats.org/officeDocument/2006/relationships" xmlns:m="http://schemas.openxmlformats.org/officeDocument/2006/math" xmlns:v="urn:schemas-microsoft-com:vml" xmlns:wp14="http://schemas.microsoft.com/office/word/2010/wordprocessingDrawing" xmlns:wp="http://schemas.openxmlformats.org/drawingml/2006/wordprocessingDrawing" xmlns:w10="urn:schemas-microsoft-com:office:word" xmlns:w="http://schemas.openxmlformats.org/wordprocessingml/2006/main" xmlns:w14="http://schemas.microsoft.com/office/word/2010/wordml" xmlns:w15="http://schemas.microsoft.com/office/word/2012/wordml" xmlns:w16se="http://schemas.microsoft.com/office/word/2015/wordml/symex" xmlns:wpg="http://schemas.microsoft.com/office/word/2010/wordprocessingGroup" xmlns:wpi="http://schemas.microsoft.com/office/word/2010/wordprocessingInk" xmlns:wne="http://schemas.microsoft.com/office/word/2006/wordml" xmlns:wps="http://schemas.microsoft.com/office/word/2010/wordprocessingShape" mc:Ignorable="w14 w15 w16se wp14">
   <w:body>
     <w:p>
       <w:pPr>
@@ -18,7 +18,6 @@
         </w:rPr>
         <w:t>&lt;</w:t>
       </w:r>
-      <w:proofErr w:type="spellStart"/>
       <w:r>
         <w:rPr>
           <w:rFonts w:ascii="Consolas" w:eastAsiaTheme="minorHAnsi" w:hAnsi="Consolas" w:cs="Consolas" w:hint="eastAsia"/>
@@ -27,8 +26,6 @@
         </w:rPr>
         <w:t>사고력상</w:t>
       </w:r>
-      <w:proofErr w:type="spellEnd"/>
-      <w:proofErr w:type="gramStart"/>
       <w:r>
         <w:rPr>
           <w:rFonts w:ascii="Consolas" w:eastAsiaTheme="minorHAnsi" w:hAnsi="Consolas" w:cs="Consolas" w:hint="eastAsia"/>
@@ -45,7 +42,6 @@
         </w:rPr>
         <w:t xml:space="preserve">  </w:t>
       </w:r>
-      <w:proofErr w:type="spellStart"/>
       <w:r>
         <w:rPr>
           <w:rFonts w:ascii="Consolas" w:eastAsiaTheme="minorHAnsi" w:hAnsi="Consolas" w:cs="Consolas" w:hint="eastAsia"/>
@@ -55,8 +51,6 @@
         </w:rPr>
         <w:t>뇌정지</w:t>
       </w:r>
-      <w:proofErr w:type="spellEnd"/>
-      <w:proofErr w:type="gramEnd"/>
       <w:r>
         <w:rPr>
           <w:rFonts w:ascii="Consolas" w:eastAsiaTheme="minorHAnsi" w:hAnsi="Consolas" w:cs="Consolas"/>
@@ -2286,7 +2280,6 @@
           <w:szCs w:val="24"/>
         </w:rPr>
       </w:pPr>
-      <w:proofErr w:type="gramStart"/>
       <w:r>
         <w:rPr>
           <w:rFonts w:ascii="Consolas" w:eastAsiaTheme="minorHAnsi" w:hAnsi="Consolas" w:cs="맑은 고딕"/>
@@ -2295,13 +2288,12 @@
         </w:rPr>
         <w:t>1234567891011121314151617181920212223242526 ...</w:t>
       </w:r>
-      <w:proofErr w:type="gramEnd"/>
     </w:p>
     <w:p>
       <w:pPr>
         <w:jc w:val="both"/>
         <w:rPr>
-          <w:rFonts w:ascii="Consolas" w:eastAsiaTheme="minorHAnsi" w:hAnsi="Consolas" w:cs="맑은 고딕" w:hint="eastAsia"/>
+          <w:rFonts w:ascii="Consolas" w:eastAsiaTheme="minorHAnsi" w:hAnsi="Consolas" w:cs="맑은 고딕"/>
           <w:sz w:val="24"/>
           <w:szCs w:val="24"/>
         </w:rPr>
@@ -2593,7 +2585,7 @@
     <w:p>
       <w:pPr>
         <w:rPr>
-          <w:rFonts w:ascii="Consolas" w:eastAsiaTheme="minorHAnsi" w:hAnsi="Consolas" w:cs="Consolas" w:hint="eastAsia"/>
+          <w:rFonts w:ascii="Consolas" w:eastAsiaTheme="minorHAnsi" w:hAnsi="Consolas" w:cs="Consolas"/>
           <w:sz w:val="24"/>
           <w:szCs w:val="24"/>
         </w:rPr>
@@ -3372,7 +3364,7 @@
     <w:p>
       <w:pPr>
         <w:rPr>
-          <w:rFonts w:ascii="Consolas" w:eastAsiaTheme="minorHAnsi" w:hAnsi="Consolas" w:cs="Consolas" w:hint="eastAsia"/>
+          <w:rFonts w:ascii="Consolas" w:eastAsiaTheme="minorHAnsi" w:hAnsi="Consolas" w:cs="Consolas"/>
           <w:sz w:val="24"/>
           <w:szCs w:val="24"/>
         </w:rPr>
@@ -4357,7 +4349,7 @@
         <w:pStyle w:val="a8"/>
         <w:spacing w:before="0" w:beforeAutospacing="0" w:after="0" w:afterAutospacing="0"/>
         <w:rPr>
-          <w:rFonts w:ascii="Consolas" w:eastAsiaTheme="minorHAnsi" w:hAnsi="Consolas" w:cs="Consolas" w:hint="eastAsia"/>
+          <w:rFonts w:ascii="Consolas" w:eastAsiaTheme="minorHAnsi" w:hAnsi="Consolas" w:cs="Consolas"/>
         </w:rPr>
       </w:pPr>
       <w:r>
@@ -4810,7 +4802,7 @@
     <w:p>
       <w:pPr>
         <w:rPr>
-          <w:rFonts w:ascii="Consolas" w:eastAsiaTheme="minorHAnsi" w:hAnsi="Consolas" w:cs="Consolas" w:hint="eastAsia"/>
+          <w:rFonts w:ascii="Consolas" w:eastAsiaTheme="minorHAnsi" w:hAnsi="Consolas" w:cs="Consolas"/>
           <w:sz w:val="24"/>
           <w:szCs w:val="24"/>
         </w:rPr>
@@ -5275,7 +5267,6 @@
         </w:rPr>
         <w:t xml:space="preserve"> </w:t>
       </w:r>
-      <w:proofErr w:type="spellStart"/>
       <w:r>
         <w:rPr>
           <w:rFonts w:ascii="Consolas" w:eastAsiaTheme="minorHAnsi" w:hAnsi="Consolas" w:cs="굴림"/>
@@ -5284,7 +5275,6 @@
         </w:rPr>
         <w:t>가지수는</w:t>
       </w:r>
-      <w:proofErr w:type="spellEnd"/>
       <w:r>
         <w:rPr>
           <w:rFonts w:ascii="Consolas" w:eastAsiaTheme="minorHAnsi" w:hAnsi="Consolas" w:cs="굴림"/>
@@ -6368,7 +6358,6 @@
         </w:rPr>
         <w:t>𝑏</w:t>
       </w:r>
-      <w:proofErr w:type="spellStart"/>
       <w:r>
         <w:rPr>
           <w:rFonts w:ascii="Consolas" w:eastAsiaTheme="minorHAnsi" w:hAnsi="Consolas" w:cs="맑은 고딕"/>
@@ -6377,7 +6366,6 @@
         </w:rPr>
         <w:t>를</w:t>
       </w:r>
-      <w:proofErr w:type="spellEnd"/>
       <w:r>
         <w:rPr>
           <w:rFonts w:ascii="Consolas" w:eastAsiaTheme="minorHAnsi" w:hAnsi="Consolas" w:cs="맑은 고딕"/>
@@ -6386,7 +6374,6 @@
         </w:rPr>
         <w:t xml:space="preserve">, </w:t>
       </w:r>
-      <w:proofErr w:type="spellStart"/>
       <w:r>
         <w:rPr>
           <w:rFonts w:ascii="Consolas" w:eastAsiaTheme="minorHAnsi" w:hAnsi="Consolas" w:cs="맑은 고딕"/>
@@ -6395,7 +6382,6 @@
         </w:rPr>
         <w:t>다래에게는</w:t>
       </w:r>
-      <w:proofErr w:type="spellEnd"/>
       <w:r>
         <w:rPr>
           <w:rFonts w:ascii="Consolas" w:eastAsiaTheme="minorHAnsi" w:hAnsi="Consolas" w:cs="맑은 고딕"/>
@@ -6532,7 +6518,6 @@
         </w:rPr>
         <w:t xml:space="preserve"> </w:t>
       </w:r>
-      <w:proofErr w:type="spellStart"/>
       <w:r>
         <w:rPr>
           <w:rFonts w:ascii="Consolas" w:eastAsiaTheme="minorHAnsi" w:hAnsi="Consolas" w:cs="맑은 고딕"/>
@@ -6541,7 +6526,6 @@
         </w:rPr>
         <w:t>가운이가</w:t>
       </w:r>
-      <w:proofErr w:type="spellEnd"/>
       <w:r>
         <w:rPr>
           <w:rFonts w:ascii="Consolas" w:eastAsiaTheme="minorHAnsi" w:hAnsi="Consolas" w:cs="맑은 고딕"/>
@@ -6630,7 +6614,6 @@
         </w:rPr>
         <w:t xml:space="preserve"> </w:t>
       </w:r>
-      <w:proofErr w:type="spellStart"/>
       <w:r>
         <w:rPr>
           <w:rFonts w:ascii="Consolas" w:eastAsiaTheme="minorHAnsi" w:hAnsi="Consolas" w:cs="맑은 고딕"/>
@@ -6639,7 +6622,6 @@
         </w:rPr>
         <w:t>나은이와</w:t>
       </w:r>
-      <w:proofErr w:type="spellEnd"/>
       <w:r>
         <w:rPr>
           <w:rFonts w:ascii="Consolas" w:eastAsiaTheme="minorHAnsi" w:hAnsi="Consolas" w:cs="맑은 고딕"/>
@@ -6860,7 +6842,7 @@
     <w:p>
       <w:pPr>
         <w:rPr>
-          <w:rFonts w:ascii="Consolas" w:eastAsiaTheme="minorHAnsi" w:hAnsi="Consolas" w:cs="맑은 고딕" w:hint="eastAsia"/>
+          <w:rFonts w:ascii="Consolas" w:eastAsiaTheme="minorHAnsi" w:hAnsi="Consolas" w:cs="맑은 고딕"/>
           <w:sz w:val="24"/>
           <w:szCs w:val="24"/>
         </w:rPr>
@@ -7339,7 +7321,6 @@
         </w:rPr>
         <w:t xml:space="preserve">: </w:t>
       </w:r>
-      <w:proofErr w:type="spellStart"/>
       <w:r>
         <w:rPr>
           <w:rFonts w:ascii="Consolas" w:eastAsiaTheme="minorHAnsi" w:hAnsi="Consolas" w:cs="맑은 고딕"/>
@@ -7349,7 +7330,6 @@
         </w:rPr>
         <w:t>가운이가</w:t>
       </w:r>
-      <w:proofErr w:type="spellEnd"/>
       <w:r>
         <w:rPr>
           <w:rFonts w:ascii="Consolas" w:eastAsiaTheme="minorHAnsi" w:hAnsi="Consolas" w:cs="맑은 고딕"/>
@@ -7637,7 +7617,7 @@
         <w:pStyle w:val="a7"/>
         <w:ind w:leftChars="0" w:left="400"/>
         <w:rPr>
-          <w:rFonts w:ascii="Consolas" w:eastAsiaTheme="minorHAnsi" w:hAnsi="Consolas" w:cs="Consolas" w:hint="eastAsia"/>
+          <w:rFonts w:ascii="Consolas" w:eastAsiaTheme="minorHAnsi" w:hAnsi="Consolas" w:cs="Consolas"/>
           <w:sz w:val="24"/>
           <w:szCs w:val="24"/>
         </w:rPr>
@@ -8892,7 +8872,7 @@
     <w:p>
       <w:pPr>
         <w:rPr>
-          <w:rFonts w:ascii="Consolas" w:eastAsiaTheme="minorHAnsi" w:hAnsi="Consolas" w:cs="Consolas" w:hint="eastAsia"/>
+          <w:rFonts w:ascii="Consolas" w:eastAsiaTheme="minorHAnsi" w:hAnsi="Consolas" w:cs="Consolas"/>
           <w:sz w:val="24"/>
           <w:szCs w:val="24"/>
         </w:rPr>
@@ -9015,16 +8995,7 @@
           <w:sz w:val="24"/>
           <w:szCs w:val="24"/>
         </w:rPr>
-        <w:t xml:space="preserve"> A = [3, 2, 4</w:t>
-      </w:r>
-      <w:proofErr w:type="gramStart"/>
-      <w:r>
-        <w:rPr>
-          <w:rFonts w:ascii="Consolas" w:eastAsiaTheme="minorHAnsi" w:hAnsi="Consolas"/>
-          <w:sz w:val="24"/>
-          <w:szCs w:val="24"/>
-        </w:rPr>
-        <w:t>,</w:t>
+        <w:t xml:space="preserve"> A = [3, 2, 4,</w:t>
       </w:r>
       <w:r>
         <w:rPr>
@@ -9040,16 +9011,7 @@
           <w:sz w:val="24"/>
           <w:szCs w:val="24"/>
         </w:rPr>
-        <w:t>6</w:t>
-      </w:r>
-      <w:proofErr w:type="gramEnd"/>
-      <w:r>
-        <w:rPr>
-          <w:rFonts w:ascii="Consolas" w:eastAsiaTheme="minorHAnsi" w:hAnsi="Consolas"/>
-          <w:sz w:val="24"/>
-          <w:szCs w:val="24"/>
-        </w:rPr>
-        <w:t>, 2, 6, 5,</w:t>
+        <w:t>6, 2, 6, 5,</w:t>
       </w:r>
       <w:r>
         <w:rPr>
@@ -9148,27 +9110,8 @@
           <w:sz w:val="24"/>
           <w:szCs w:val="24"/>
         </w:rPr>
-        <w:t>A[</w:t>
-      </w:r>
-      <w:proofErr w:type="spellStart"/>
-      <w:r>
-        <w:rPr>
-          <w:rFonts w:ascii="Consolas" w:eastAsiaTheme="minorHAnsi" w:hAnsi="Consolas"/>
-          <w:sz w:val="24"/>
-          <w:szCs w:val="24"/>
-        </w:rPr>
-        <w:t>i</w:t>
-      </w:r>
-      <w:proofErr w:type="spellEnd"/>
-      <w:r>
-        <w:rPr>
-          <w:rFonts w:ascii="Consolas" w:eastAsiaTheme="minorHAnsi" w:hAnsi="Consolas"/>
-          <w:sz w:val="24"/>
-          <w:szCs w:val="24"/>
-        </w:rPr>
-        <w:t>]</w:t>
-      </w:r>
-      <w:proofErr w:type="spellStart"/>
+        <w:t>A[i]</w:t>
+      </w:r>
       <w:r>
         <w:rPr>
           <w:rFonts w:ascii="Consolas" w:eastAsiaTheme="minorHAnsi" w:hAnsi="Consolas"/>
@@ -9177,7 +9120,6 @@
         </w:rPr>
         <w:t>를</w:t>
       </w:r>
-      <w:proofErr w:type="spellEnd"/>
       <w:r>
         <w:rPr>
           <w:rFonts w:ascii="Consolas" w:eastAsiaTheme="minorHAnsi" w:hAnsi="Consolas"/>
@@ -9216,18 +9158,8 @@
           <w:sz w:val="24"/>
           <w:szCs w:val="24"/>
         </w:rPr>
-        <w:t xml:space="preserve"> </w:t>
-      </w:r>
-      <w:proofErr w:type="spellStart"/>
-      <w:r>
-        <w:rPr>
-          <w:rFonts w:ascii="Consolas" w:eastAsiaTheme="minorHAnsi" w:hAnsi="Consolas"/>
-          <w:sz w:val="24"/>
-          <w:szCs w:val="24"/>
-        </w:rPr>
-        <w:t>i</w:t>
-      </w:r>
-      <w:proofErr w:type="spellEnd"/>
+        <w:t xml:space="preserve"> i</w:t>
+      </w:r>
       <w:r>
         <w:rPr>
           <w:rFonts w:ascii="Consolas" w:eastAsiaTheme="minorHAnsi" w:hAnsi="Consolas"/>
@@ -9413,43 +9345,7 @@
           <w:sz w:val="24"/>
           <w:szCs w:val="24"/>
         </w:rPr>
-        <w:t xml:space="preserve"> </w:t>
-      </w:r>
-      <w:proofErr w:type="spellStart"/>
-      <w:r>
-        <w:rPr>
-          <w:rFonts w:ascii="Consolas" w:eastAsiaTheme="minorHAnsi" w:hAnsi="Consolas"/>
-          <w:sz w:val="24"/>
-          <w:szCs w:val="24"/>
-        </w:rPr>
-        <w:t>i</w:t>
-      </w:r>
-      <w:proofErr w:type="spellEnd"/>
-      <w:r>
-        <w:rPr>
-          <w:rFonts w:ascii="Consolas" w:eastAsiaTheme="minorHAnsi" w:hAnsi="Consolas"/>
-          <w:sz w:val="24"/>
-          <w:szCs w:val="24"/>
-        </w:rPr>
-        <w:t xml:space="preserve">, j, k (1 ≤ </w:t>
-      </w:r>
-      <w:proofErr w:type="spellStart"/>
-      <w:r>
-        <w:rPr>
-          <w:rFonts w:ascii="Consolas" w:eastAsiaTheme="minorHAnsi" w:hAnsi="Consolas"/>
-          <w:sz w:val="24"/>
-          <w:szCs w:val="24"/>
-        </w:rPr>
-        <w:t>i</w:t>
-      </w:r>
-      <w:proofErr w:type="spellEnd"/>
-      <w:r>
-        <w:rPr>
-          <w:rFonts w:ascii="Consolas" w:eastAsiaTheme="minorHAnsi" w:hAnsi="Consolas"/>
-          <w:sz w:val="24"/>
-          <w:szCs w:val="24"/>
-        </w:rPr>
-        <w:t xml:space="preserve"> &lt; j &lt; k ≤ 12)</w:t>
+        <w:t xml:space="preserve"> i, j, k (1 ≤ i &lt; j &lt; k ≤ 12)</w:t>
       </w:r>
       <w:r>
         <w:rPr>
@@ -9481,25 +9377,7 @@
           <w:sz w:val="24"/>
           <w:szCs w:val="24"/>
         </w:rPr>
-        <w:t>, A[</w:t>
-      </w:r>
-      <w:proofErr w:type="spellStart"/>
-      <w:r>
-        <w:rPr>
-          <w:rFonts w:ascii="Consolas" w:eastAsiaTheme="minorHAnsi" w:hAnsi="Consolas"/>
-          <w:sz w:val="24"/>
-          <w:szCs w:val="24"/>
-        </w:rPr>
-        <w:t>i</w:t>
-      </w:r>
-      <w:proofErr w:type="spellEnd"/>
-      <w:r>
-        <w:rPr>
-          <w:rFonts w:ascii="Consolas" w:eastAsiaTheme="minorHAnsi" w:hAnsi="Consolas"/>
-          <w:sz w:val="24"/>
-          <w:szCs w:val="24"/>
-        </w:rPr>
-        <w:t>] × A[j] × A[k]</w:t>
+        <w:t>, A[i] × A[j] × A[k]</w:t>
       </w:r>
       <w:r>
         <w:rPr>
@@ -9608,7 +9486,6 @@
           <w:szCs w:val="24"/>
         </w:rPr>
       </w:pPr>
-      <w:proofErr w:type="gramStart"/>
       <w:r>
         <w:rPr>
           <w:rFonts w:ascii="Consolas" w:eastAsiaTheme="minorHAnsi" w:hAnsi="Consolas" w:cs="Consolas"/>
@@ -9627,18 +9504,7 @@
           <w:sz w:val="24"/>
           <w:szCs w:val="24"/>
         </w:rPr>
-        <w:t xml:space="preserve"> :</w:t>
-      </w:r>
-      <w:proofErr w:type="gramEnd"/>
-      <w:r>
-        <w:rPr>
-          <w:rFonts w:ascii="Consolas" w:eastAsiaTheme="minorHAnsi" w:hAnsi="Consolas" w:cs="Consolas"/>
-          <w:bCs/>
-          <w:color w:val="FF0000"/>
-          <w:sz w:val="24"/>
-          <w:szCs w:val="24"/>
-        </w:rPr>
-        <w:t xml:space="preserve"> 252</w:t>
+        <w:t xml:space="preserve"> : 252</w:t>
       </w:r>
     </w:p>
     <w:p>
@@ -9653,7 +9519,7 @@
     <w:p>
       <w:pPr>
         <w:rPr>
-          <w:rFonts w:ascii="Consolas" w:eastAsiaTheme="minorHAnsi" w:hAnsi="Consolas" w:cs="Consolas" w:hint="eastAsia"/>
+          <w:rFonts w:ascii="Consolas" w:eastAsiaTheme="minorHAnsi" w:hAnsi="Consolas" w:cs="Consolas"/>
           <w:sz w:val="24"/>
           <w:szCs w:val="24"/>
         </w:rPr>
@@ -9701,7 +9567,7 @@
     <w:p>
       <w:pPr>
         <w:rPr>
-          <w:rFonts w:ascii="Consolas" w:eastAsiaTheme="minorHAnsi" w:hAnsi="Consolas" w:hint="eastAsia"/>
+          <w:rFonts w:ascii="Consolas" w:eastAsiaTheme="minorHAnsi" w:hAnsi="Consolas"/>
           <w:sz w:val="24"/>
           <w:szCs w:val="24"/>
         </w:rPr>
@@ -9949,7 +9815,6 @@
           <w:szCs w:val="24"/>
         </w:rPr>
       </w:pPr>
-      <w:proofErr w:type="gramStart"/>
       <w:r>
         <w:rPr>
           <w:rFonts w:ascii="Consolas" w:eastAsiaTheme="minorHAnsi" w:hAnsi="Consolas" w:cs="Consolas"/>
@@ -9968,18 +9833,7 @@
           <w:sz w:val="24"/>
           <w:szCs w:val="24"/>
         </w:rPr>
-        <w:t xml:space="preserve"> :</w:t>
-      </w:r>
-      <w:proofErr w:type="gramEnd"/>
-      <w:r>
-        <w:rPr>
-          <w:rFonts w:ascii="Consolas" w:eastAsiaTheme="minorHAnsi" w:hAnsi="Consolas" w:cs="Consolas"/>
-          <w:bCs/>
-          <w:color w:val="FF0000"/>
-          <w:sz w:val="24"/>
-          <w:szCs w:val="24"/>
-        </w:rPr>
-        <w:t xml:space="preserve"> 40</w:t>
+        <w:t xml:space="preserve"> : 40</w:t>
       </w:r>
     </w:p>
     <w:p>
@@ -10044,7 +9898,7 @@
           <w:tab w:val="left" w:pos="4052"/>
         </w:tabs>
         <w:rPr>
-          <w:rFonts w:ascii="Consolas" w:eastAsiaTheme="minorHAnsi" w:hAnsi="Consolas" w:cs="Consolas" w:hint="eastAsia"/>
+          <w:rFonts w:ascii="Consolas" w:eastAsiaTheme="minorHAnsi" w:hAnsi="Consolas" w:cs="Consolas"/>
           <w:sz w:val="24"/>
           <w:szCs w:val="24"/>
         </w:rPr>
@@ -10172,7 +10026,6 @@
         </w:rPr>
         <w:t xml:space="preserve"> </w:t>
       </w:r>
-      <w:proofErr w:type="spellStart"/>
       <w:r>
         <w:rPr>
           <w:rFonts w:ascii="Consolas" w:eastAsiaTheme="minorHAnsi" w:hAnsi="Consolas"/>
@@ -10181,7 +10034,6 @@
         </w:rPr>
         <w:t>격자판이</w:t>
       </w:r>
-      <w:proofErr w:type="spellEnd"/>
       <w:r>
         <w:rPr>
           <w:rFonts w:ascii="Consolas" w:eastAsiaTheme="minorHAnsi" w:hAnsi="Consolas"/>
@@ -10204,18 +10056,8 @@
           <w:sz w:val="24"/>
           <w:szCs w:val="24"/>
         </w:rPr>
-        <w:t xml:space="preserve">. </w:t>
-      </w:r>
-      <w:proofErr w:type="spellStart"/>
-      <w:r>
-        <w:rPr>
-          <w:rFonts w:ascii="Consolas" w:eastAsiaTheme="minorHAnsi" w:hAnsi="Consolas"/>
-          <w:sz w:val="24"/>
-          <w:szCs w:val="24"/>
-        </w:rPr>
-        <w:t>i</w:t>
-      </w:r>
-      <w:proofErr w:type="spellEnd"/>
+        <w:t>. i</w:t>
+      </w:r>
       <w:r>
         <w:rPr>
           <w:rFonts w:ascii="Consolas" w:eastAsiaTheme="minorHAnsi" w:hAnsi="Consolas"/>
@@ -10278,25 +10120,7 @@
           <w:sz w:val="24"/>
           <w:szCs w:val="24"/>
         </w:rPr>
-        <w:t xml:space="preserve"> (</w:t>
-      </w:r>
-      <w:proofErr w:type="spellStart"/>
-      <w:r>
-        <w:rPr>
-          <w:rFonts w:ascii="Consolas" w:eastAsiaTheme="minorHAnsi" w:hAnsi="Consolas"/>
-          <w:sz w:val="24"/>
-          <w:szCs w:val="24"/>
-        </w:rPr>
-        <w:t>i</w:t>
-      </w:r>
-      <w:proofErr w:type="spellEnd"/>
-      <w:r>
-        <w:rPr>
-          <w:rFonts w:ascii="Consolas" w:eastAsiaTheme="minorHAnsi" w:hAnsi="Consolas"/>
-          <w:sz w:val="24"/>
-          <w:szCs w:val="24"/>
-        </w:rPr>
-        <w:t>, j)</w:t>
+        <w:t xml:space="preserve"> (i, j)</w:t>
       </w:r>
       <w:r>
         <w:rPr>
@@ -11089,7 +10913,6 @@
         </w:rPr>
         <w:t xml:space="preserve"> </w:t>
       </w:r>
-      <w:proofErr w:type="spellStart"/>
       <w:r>
         <w:rPr>
           <w:rFonts w:ascii="Consolas" w:eastAsiaTheme="minorHAnsi" w:hAnsi="Consolas"/>
@@ -11098,7 +10921,6 @@
         </w:rPr>
         <w:t>격자판</w:t>
       </w:r>
-      <w:proofErr w:type="spellEnd"/>
       <w:r>
         <w:rPr>
           <w:rFonts w:ascii="Consolas" w:eastAsiaTheme="minorHAnsi" w:hAnsi="Consolas"/>
@@ -11383,7 +11205,6 @@
           <w:szCs w:val="24"/>
         </w:rPr>
       </w:pPr>
-      <w:proofErr w:type="spellStart"/>
       <w:r>
         <w:rPr>
           <w:rFonts w:ascii="Consolas" w:eastAsiaTheme="minorHAnsi" w:hAnsi="Consolas"/>
@@ -11392,7 +11213,6 @@
         </w:rPr>
         <w:t>격자판에서</w:t>
       </w:r>
-      <w:proofErr w:type="spellEnd"/>
       <w:r>
         <w:rPr>
           <w:rFonts w:ascii="Consolas" w:eastAsiaTheme="minorHAnsi" w:hAnsi="Consolas"/>
@@ -12454,7 +12274,6 @@
         </w:rPr>
         <w:t xml:space="preserve"> </w:t>
       </w:r>
-      <w:proofErr w:type="spellStart"/>
       <w:r>
         <w:rPr>
           <w:rFonts w:ascii="Consolas" w:eastAsiaTheme="minorHAnsi" w:hAnsi="Consolas"/>
@@ -12463,7 +12282,6 @@
         </w:rPr>
         <w:t>이동하는지와</w:t>
       </w:r>
-      <w:proofErr w:type="spellEnd"/>
       <w:r>
         <w:rPr>
           <w:rFonts w:ascii="Consolas" w:eastAsiaTheme="minorHAnsi" w:hAnsi="Consolas"/>
@@ -12988,7 +12806,6 @@
           <w:szCs w:val="24"/>
         </w:rPr>
       </w:pPr>
-      <w:proofErr w:type="gramStart"/>
       <w:r>
         <w:rPr>
           <w:rFonts w:ascii="Consolas" w:eastAsiaTheme="minorHAnsi" w:hAnsi="Consolas" w:cs="맑은 고딕"/>
@@ -13007,9 +12824,8 @@
           <w:sz w:val="24"/>
           <w:szCs w:val="24"/>
         </w:rPr>
-        <w:t xml:space="preserve"> :</w:t>
-      </w:r>
-      <w:proofErr w:type="gramEnd"/>
+        <w:t xml:space="preserve"> : </w:t>
+      </w:r>
       <w:r>
         <w:rPr>
           <w:rFonts w:ascii="Consolas" w:eastAsiaTheme="minorHAnsi" w:hAnsi="Consolas" w:cs="맑은 고딕"/>
@@ -13018,8 +12834,10 @@
           <w:sz w:val="24"/>
           <w:szCs w:val="24"/>
         </w:rPr>
-        <w:t xml:space="preserve"> 888</w:t>
-      </w:r>
+        <w:t>888</w:t>
+      </w:r>
+      <w:bookmarkStart w:id="0" w:name="_GoBack"/>
+      <w:bookmarkEnd w:id="0"/>
     </w:p>
     <w:p>
       <w:pPr>
@@ -13155,7 +12973,6 @@
         <w:lastRenderedPageBreak/>
         <w:t>&lt;</w:t>
       </w:r>
-      <w:proofErr w:type="spellStart"/>
       <w:r>
         <w:rPr>
           <w:rFonts w:ascii="Consolas" w:eastAsiaTheme="minorHAnsi" w:hAnsi="Consolas" w:cs="Consolas" w:hint="eastAsia"/>
@@ -13164,7 +12981,6 @@
         </w:rPr>
         <w:t>사고력상</w:t>
       </w:r>
-      <w:proofErr w:type="spellEnd"/>
       <w:r>
         <w:rPr>
           <w:rFonts w:ascii="Consolas" w:eastAsiaTheme="minorHAnsi" w:hAnsi="Consolas" w:cs="Consolas"/>
@@ -13196,7 +13012,6 @@
         </w:rPr>
         <w:t xml:space="preserve"> </w:t>
       </w:r>
-      <w:proofErr w:type="spellStart"/>
       <w:r>
         <w:rPr>
           <w:rFonts w:ascii="Consolas" w:eastAsiaTheme="minorHAnsi" w:hAnsi="Consolas" w:cs="맑은 고딕" w:hint="eastAsia"/>
@@ -13205,7 +13020,6 @@
         </w:rPr>
         <w:t>거리점프</w:t>
       </w:r>
-      <w:proofErr w:type="spellEnd"/>
       <w:r>
         <w:rPr>
           <w:rFonts w:ascii="Consolas" w:eastAsiaTheme="minorHAnsi" w:hAnsi="Consolas" w:cs="맑은 고딕"/>
@@ -13981,7 +13795,7 @@
       <w:pPr>
         <w:pStyle w:val="ab"/>
         <w:rPr>
-          <w:rFonts w:ascii="Consolas" w:eastAsia="DengXian" w:hAnsi="Consolas" w:cs="Consolas" w:hint="eastAsia"/>
+          <w:rFonts w:ascii="Consolas" w:eastAsia="DengXian" w:hAnsi="Consolas" w:cs="Consolas"/>
         </w:rPr>
       </w:pPr>
       <w:r>
@@ -14037,7 +13851,6 @@
           <w:szCs w:val="24"/>
         </w:rPr>
       </w:pPr>
-      <w:proofErr w:type="gramStart"/>
       <w:r>
         <w:rPr>
           <w:rFonts w:ascii="Consolas" w:eastAsiaTheme="minorHAnsi" w:hAnsi="Consolas" w:cs="맑은 고딕"/>
@@ -14056,9 +13869,8 @@
           <w:sz w:val="24"/>
           <w:szCs w:val="24"/>
         </w:rPr>
-        <w:t xml:space="preserve"> :</w:t>
-      </w:r>
-      <w:proofErr w:type="gramEnd"/>
+        <w:t xml:space="preserve"> : </w:t>
+      </w:r>
       <w:r>
         <w:rPr>
           <w:rFonts w:ascii="Consolas" w:eastAsiaTheme="minorHAnsi" w:hAnsi="Consolas" w:cs="맑은 고딕"/>
@@ -14067,9 +13879,11 @@
           <w:sz w:val="24"/>
           <w:szCs w:val="24"/>
         </w:rPr>
-        <w:t xml:space="preserve"> </w:t>
-      </w:r>
-      <w:r>
+        <w:t>1410</w:t>
+      </w:r>
+    </w:p>
+    <w:p>
+      <w:pPr>
         <w:rPr>
           <w:rFonts w:ascii="Consolas" w:eastAsiaTheme="minorHAnsi" w:hAnsi="Consolas" w:cs="맑은 고딕"/>
           <w:bCs/>
@@ -14077,8 +13891,7 @@
           <w:sz w:val="24"/>
           <w:szCs w:val="24"/>
         </w:rPr>
-        <w:t>1410</w:t>
-      </w:r>
+      </w:pPr>
     </w:p>
     <w:p>
       <w:pPr>
@@ -14237,19 +14050,6 @@
     <w:p>
       <w:pPr>
         <w:rPr>
-          <w:rFonts w:ascii="Consolas" w:eastAsiaTheme="minorHAnsi" w:hAnsi="Consolas" w:cs="맑은 고딕" w:hint="eastAsia"/>
-          <w:bCs/>
-          <w:color w:val="FF0000"/>
-          <w:sz w:val="24"/>
-          <w:szCs w:val="24"/>
-        </w:rPr>
-      </w:pPr>
-      <w:bookmarkStart w:id="0" w:name="_GoBack"/>
-      <w:bookmarkEnd w:id="0"/>
-    </w:p>
-    <w:p>
-      <w:pPr>
-        <w:rPr>
           <w:rFonts w:ascii="Consolas" w:eastAsiaTheme="minorHAnsi" w:hAnsi="Consolas" w:cs="Consolas"/>
           <w:sz w:val="24"/>
           <w:szCs w:val="24"/>
@@ -14264,7 +14064,6 @@
         <w:lastRenderedPageBreak/>
         <w:t>&lt;</w:t>
       </w:r>
-      <w:proofErr w:type="spellStart"/>
       <w:r>
         <w:rPr>
           <w:rFonts w:ascii="Consolas" w:eastAsiaTheme="minorHAnsi" w:hAnsi="Consolas" w:cs="Consolas" w:hint="eastAsia"/>
@@ -14273,7 +14072,6 @@
         </w:rPr>
         <w:t>사고력상</w:t>
       </w:r>
-      <w:proofErr w:type="spellEnd"/>
       <w:r>
         <w:rPr>
           <w:rFonts w:ascii="Consolas" w:eastAsiaTheme="minorHAnsi" w:hAnsi="Consolas" w:cs="Consolas"/>
@@ -15391,8 +15189,6 @@
       <w:headerReference w:type="default" r:id="rId12"/>
       <w:footerReference w:type="even" r:id="rId13"/>
       <w:footerReference w:type="default" r:id="rId14"/>
-      <w:headerReference w:type="first" r:id="rId15"/>
-      <w:footerReference w:type="first" r:id="rId16"/>
       <w:pgSz w:w="12240" w:h="15840"/>
       <w:pgMar w:top="1440" w:right="1440" w:bottom="1440" w:left="1440" w:header="720" w:footer="720" w:gutter="0"/>
       <w:pgNumType w:start="1"/>
@@ -15404,7 +15200,7 @@
 </file>
 
 <file path=word/endnotes.xml><?xml version="1.0" encoding="utf-8"?>
-<w:endnotes xmlns:wpc="http://schemas.microsoft.com/office/word/2010/wordprocessingCanvas" xmlns:cx="http://schemas.microsoft.com/office/drawing/2014/chartex" xmlns:cx1="http://schemas.microsoft.com/office/drawing/2015/9/8/chartex" xmlns:mc="http://schemas.openxmlformats.org/markup-compatibility/2006" xmlns:o="urn:schemas-microsoft-com:office:office" xmlns:r="http://schemas.openxmlformats.org/officeDocument/2006/relationships" xmlns:m="http://schemas.openxmlformats.org/officeDocument/2006/math" xmlns:v="urn:schemas-microsoft-com:vml" xmlns:wp14="http://schemas.microsoft.com/office/word/2010/wordprocessingDrawing" xmlns:wp="http://schemas.openxmlformats.org/drawingml/2006/wordprocessingDrawing" xmlns:w10="urn:schemas-microsoft-com:office:word" xmlns:w="http://schemas.openxmlformats.org/wordprocessingml/2006/main" xmlns:w14="http://schemas.microsoft.com/office/word/2010/wordml" xmlns:w15="http://schemas.microsoft.com/office/word/2012/wordml" xmlns:w16se="http://schemas.microsoft.com/office/word/2015/wordml/symex" xmlns:wpg="http://schemas.microsoft.com/office/word/2010/wordprocessingGroup" xmlns:wpi="http://schemas.microsoft.com/office/word/2010/wordprocessingInk" xmlns:wne="http://schemas.microsoft.com/office/word/2006/wordml" xmlns:wps="http://schemas.microsoft.com/office/word/2010/wordprocessingShape" mc:Ignorable="w14 w15 w16se wp14">
+<w:endnotes xmlns:wpc="http://schemas.microsoft.com/office/word/2010/wordprocessingCanvas" xmlns:cx="http://schemas.microsoft.com/office/drawing/2014/chartex" xmlns:mc="http://schemas.openxmlformats.org/markup-compatibility/2006" xmlns:o="urn:schemas-microsoft-com:office:office" xmlns:r="http://schemas.openxmlformats.org/officeDocument/2006/relationships" xmlns:m="http://schemas.openxmlformats.org/officeDocument/2006/math" xmlns:v="urn:schemas-microsoft-com:vml" xmlns:wp14="http://schemas.microsoft.com/office/word/2010/wordprocessingDrawing" xmlns:wp="http://schemas.openxmlformats.org/drawingml/2006/wordprocessingDrawing" xmlns:w10="urn:schemas-microsoft-com:office:word" xmlns:w="http://schemas.openxmlformats.org/wordprocessingml/2006/main" xmlns:w14="http://schemas.microsoft.com/office/word/2010/wordml" xmlns:w15="http://schemas.microsoft.com/office/word/2012/wordml" xmlns:w16se="http://schemas.microsoft.com/office/word/2015/wordml/symex" xmlns:wpg="http://schemas.microsoft.com/office/word/2010/wordprocessingGroup" xmlns:wpi="http://schemas.microsoft.com/office/word/2010/wordprocessingInk" xmlns:wne="http://schemas.microsoft.com/office/word/2006/wordml" xmlns:wps="http://schemas.microsoft.com/office/word/2010/wordprocessingShape" mc:Ignorable="w14 w15 w16se wp14">
   <w:endnote w:type="separator" w:id="-1">
     <w:p>
       <w:pPr>
@@ -15429,7 +15225,7 @@
 </file>
 
 <file path=word/footer1.xml><?xml version="1.0" encoding="utf-8"?>
-<w:ftr xmlns:wpc="http://schemas.microsoft.com/office/word/2010/wordprocessingCanvas" xmlns:cx="http://schemas.microsoft.com/office/drawing/2014/chartex" xmlns:cx1="http://schemas.microsoft.com/office/drawing/2015/9/8/chartex" xmlns:mc="http://schemas.openxmlformats.org/markup-compatibility/2006" xmlns:o="urn:schemas-microsoft-com:office:office" xmlns:r="http://schemas.openxmlformats.org/officeDocument/2006/relationships" xmlns:m="http://schemas.openxmlformats.org/officeDocument/2006/math" xmlns:v="urn:schemas-microsoft-com:vml" xmlns:wp14="http://schemas.microsoft.com/office/word/2010/wordprocessingDrawing" xmlns:wp="http://schemas.openxmlformats.org/drawingml/2006/wordprocessingDrawing" xmlns:w10="urn:schemas-microsoft-com:office:word" xmlns:w="http://schemas.openxmlformats.org/wordprocessingml/2006/main" xmlns:w14="http://schemas.microsoft.com/office/word/2010/wordml" xmlns:w15="http://schemas.microsoft.com/office/word/2012/wordml" xmlns:w16se="http://schemas.microsoft.com/office/word/2015/wordml/symex" xmlns:wpg="http://schemas.microsoft.com/office/word/2010/wordprocessingGroup" xmlns:wpi="http://schemas.microsoft.com/office/word/2010/wordprocessingInk" xmlns:wne="http://schemas.microsoft.com/office/word/2006/wordml" xmlns:wps="http://schemas.microsoft.com/office/word/2010/wordprocessingShape" mc:Ignorable="w14 w15 w16se wp14">
+<w:ftr xmlns:wpc="http://schemas.microsoft.com/office/word/2010/wordprocessingCanvas" xmlns:cx="http://schemas.microsoft.com/office/drawing/2014/chartex" xmlns:mc="http://schemas.openxmlformats.org/markup-compatibility/2006" xmlns:o="urn:schemas-microsoft-com:office:office" xmlns:r="http://schemas.openxmlformats.org/officeDocument/2006/relationships" xmlns:m="http://schemas.openxmlformats.org/officeDocument/2006/math" xmlns:v="urn:schemas-microsoft-com:vml" xmlns:wp14="http://schemas.microsoft.com/office/word/2010/wordprocessingDrawing" xmlns:wp="http://schemas.openxmlformats.org/drawingml/2006/wordprocessingDrawing" xmlns:w10="urn:schemas-microsoft-com:office:word" xmlns:w="http://schemas.openxmlformats.org/wordprocessingml/2006/main" xmlns:w14="http://schemas.microsoft.com/office/word/2010/wordml" xmlns:w15="http://schemas.microsoft.com/office/word/2012/wordml" xmlns:w16se="http://schemas.microsoft.com/office/word/2015/wordml/symex" xmlns:wpg="http://schemas.microsoft.com/office/word/2010/wordprocessingGroup" xmlns:wpi="http://schemas.microsoft.com/office/word/2010/wordprocessingInk" xmlns:wne="http://schemas.microsoft.com/office/word/2006/wordml" xmlns:wps="http://schemas.microsoft.com/office/word/2010/wordprocessingShape" mc:Ignorable="w14 w15 w16se wp14">
   <w:p>
     <w:pPr>
       <w:pStyle w:val="a4"/>
@@ -15490,7 +15286,7 @@
                 <w:bCs/>
                 <w:noProof/>
               </w:rPr>
-              <w:t>8</w:t>
+              <w:t>6</w:t>
             </w:r>
             <w:r>
               <w:rPr>
@@ -15632,7 +15428,7 @@
 </file>
 
 <file path=word/footer2.xml><?xml version="1.0" encoding="utf-8"?>
-<w:ftr xmlns:wpc="http://schemas.microsoft.com/office/word/2010/wordprocessingCanvas" xmlns:cx="http://schemas.microsoft.com/office/drawing/2014/chartex" xmlns:cx1="http://schemas.microsoft.com/office/drawing/2015/9/8/chartex" xmlns:mc="http://schemas.openxmlformats.org/markup-compatibility/2006" xmlns:o="urn:schemas-microsoft-com:office:office" xmlns:r="http://schemas.openxmlformats.org/officeDocument/2006/relationships" xmlns:m="http://schemas.openxmlformats.org/officeDocument/2006/math" xmlns:v="urn:schemas-microsoft-com:vml" xmlns:wp14="http://schemas.microsoft.com/office/word/2010/wordprocessingDrawing" xmlns:wp="http://schemas.openxmlformats.org/drawingml/2006/wordprocessingDrawing" xmlns:w10="urn:schemas-microsoft-com:office:word" xmlns:w="http://schemas.openxmlformats.org/wordprocessingml/2006/main" xmlns:w14="http://schemas.microsoft.com/office/word/2010/wordml" xmlns:w15="http://schemas.microsoft.com/office/word/2012/wordml" xmlns:w16se="http://schemas.microsoft.com/office/word/2015/wordml/symex" xmlns:wpg="http://schemas.microsoft.com/office/word/2010/wordprocessingGroup" xmlns:wpi="http://schemas.microsoft.com/office/word/2010/wordprocessingInk" xmlns:wne="http://schemas.microsoft.com/office/word/2006/wordml" xmlns:wps="http://schemas.microsoft.com/office/word/2010/wordprocessingShape" mc:Ignorable="w14 w15 w16se wp14">
+<w:ftr xmlns:wpc="http://schemas.microsoft.com/office/word/2010/wordprocessingCanvas" xmlns:cx="http://schemas.microsoft.com/office/drawing/2014/chartex" xmlns:mc="http://schemas.openxmlformats.org/markup-compatibility/2006" xmlns:o="urn:schemas-microsoft-com:office:office" xmlns:r="http://schemas.openxmlformats.org/officeDocument/2006/relationships" xmlns:m="http://schemas.openxmlformats.org/officeDocument/2006/math" xmlns:v="urn:schemas-microsoft-com:vml" xmlns:wp14="http://schemas.microsoft.com/office/word/2010/wordprocessingDrawing" xmlns:wp="http://schemas.openxmlformats.org/drawingml/2006/wordprocessingDrawing" xmlns:w10="urn:schemas-microsoft-com:office:word" xmlns:w="http://schemas.openxmlformats.org/wordprocessingml/2006/main" xmlns:w14="http://schemas.microsoft.com/office/word/2010/wordml" xmlns:w15="http://schemas.microsoft.com/office/word/2012/wordml" xmlns:w16se="http://schemas.microsoft.com/office/word/2015/wordml/symex" xmlns:wpg="http://schemas.microsoft.com/office/word/2010/wordprocessingGroup" xmlns:wpi="http://schemas.microsoft.com/office/word/2010/wordprocessingInk" xmlns:wne="http://schemas.microsoft.com/office/word/2006/wordml" xmlns:wps="http://schemas.microsoft.com/office/word/2010/wordprocessingShape" mc:Ignorable="w14 w15 w16se wp14">
   <w:p>
     <w:pPr>
       <w:pStyle w:val="a4"/>
@@ -15694,7 +15490,7 @@
                 <w:bCs/>
                 <w:noProof/>
               </w:rPr>
-              <w:t>7</w:t>
+              <w:t>3</w:t>
             </w:r>
             <w:r>
               <w:rPr>
@@ -15833,18 +15629,8 @@
 </w:ftr>
 </file>
 
-<file path=word/footer3.xml><?xml version="1.0" encoding="utf-8"?>
-<w:ftr xmlns:wpc="http://schemas.microsoft.com/office/word/2010/wordprocessingCanvas" xmlns:cx="http://schemas.microsoft.com/office/drawing/2014/chartex" xmlns:cx1="http://schemas.microsoft.com/office/drawing/2015/9/8/chartex" xmlns:mc="http://schemas.openxmlformats.org/markup-compatibility/2006" xmlns:o="urn:schemas-microsoft-com:office:office" xmlns:r="http://schemas.openxmlformats.org/officeDocument/2006/relationships" xmlns:m="http://schemas.openxmlformats.org/officeDocument/2006/math" xmlns:v="urn:schemas-microsoft-com:vml" xmlns:wp14="http://schemas.microsoft.com/office/word/2010/wordprocessingDrawing" xmlns:wp="http://schemas.openxmlformats.org/drawingml/2006/wordprocessingDrawing" xmlns:w10="urn:schemas-microsoft-com:office:word" xmlns:w="http://schemas.openxmlformats.org/wordprocessingml/2006/main" xmlns:w14="http://schemas.microsoft.com/office/word/2010/wordml" xmlns:w15="http://schemas.microsoft.com/office/word/2012/wordml" xmlns:w16se="http://schemas.microsoft.com/office/word/2015/wordml/symex" xmlns:wpg="http://schemas.microsoft.com/office/word/2010/wordprocessingGroup" xmlns:wpi="http://schemas.microsoft.com/office/word/2010/wordprocessingInk" xmlns:wne="http://schemas.microsoft.com/office/word/2006/wordml" xmlns:wps="http://schemas.microsoft.com/office/word/2010/wordprocessingShape" mc:Ignorable="w14 w15 w16se wp14">
-  <w:p>
-    <w:pPr>
-      <w:pStyle w:val="a4"/>
-    </w:pPr>
-  </w:p>
-</w:ftr>
-</file>
-
 <file path=word/footnotes.xml><?xml version="1.0" encoding="utf-8"?>
-<w:footnotes xmlns:wpc="http://schemas.microsoft.com/office/word/2010/wordprocessingCanvas" xmlns:cx="http://schemas.microsoft.com/office/drawing/2014/chartex" xmlns:cx1="http://schemas.microsoft.com/office/drawing/2015/9/8/chartex" xmlns:mc="http://schemas.openxmlformats.org/markup-compatibility/2006" xmlns:o="urn:schemas-microsoft-com:office:office" xmlns:r="http://schemas.openxmlformats.org/officeDocument/2006/relationships" xmlns:m="http://schemas.openxmlformats.org/officeDocument/2006/math" xmlns:v="urn:schemas-microsoft-com:vml" xmlns:wp14="http://schemas.microsoft.com/office/word/2010/wordprocessingDrawing" xmlns:wp="http://schemas.openxmlformats.org/drawingml/2006/wordprocessingDrawing" xmlns:w10="urn:schemas-microsoft-com:office:word" xmlns:w="http://schemas.openxmlformats.org/wordprocessingml/2006/main" xmlns:w14="http://schemas.microsoft.com/office/word/2010/wordml" xmlns:w15="http://schemas.microsoft.com/office/word/2012/wordml" xmlns:w16se="http://schemas.microsoft.com/office/word/2015/wordml/symex" xmlns:wpg="http://schemas.microsoft.com/office/word/2010/wordprocessingGroup" xmlns:wpi="http://schemas.microsoft.com/office/word/2010/wordprocessingInk" xmlns:wne="http://schemas.microsoft.com/office/word/2006/wordml" xmlns:wps="http://schemas.microsoft.com/office/word/2010/wordprocessingShape" mc:Ignorable="w14 w15 w16se wp14">
+<w:footnotes xmlns:wpc="http://schemas.microsoft.com/office/word/2010/wordprocessingCanvas" xmlns:cx="http://schemas.microsoft.com/office/drawing/2014/chartex" xmlns:mc="http://schemas.openxmlformats.org/markup-compatibility/2006" xmlns:o="urn:schemas-microsoft-com:office:office" xmlns:r="http://schemas.openxmlformats.org/officeDocument/2006/relationships" xmlns:m="http://schemas.openxmlformats.org/officeDocument/2006/math" xmlns:v="urn:schemas-microsoft-com:vml" xmlns:wp14="http://schemas.microsoft.com/office/word/2010/wordprocessingDrawing" xmlns:wp="http://schemas.openxmlformats.org/drawingml/2006/wordprocessingDrawing" xmlns:w10="urn:schemas-microsoft-com:office:word" xmlns:w="http://schemas.openxmlformats.org/wordprocessingml/2006/main" xmlns:w14="http://schemas.microsoft.com/office/word/2010/wordml" xmlns:w15="http://schemas.microsoft.com/office/word/2012/wordml" xmlns:w16se="http://schemas.microsoft.com/office/word/2015/wordml/symex" xmlns:wpg="http://schemas.microsoft.com/office/word/2010/wordprocessingGroup" xmlns:wpi="http://schemas.microsoft.com/office/word/2010/wordprocessingInk" xmlns:wne="http://schemas.microsoft.com/office/word/2006/wordml" xmlns:wps="http://schemas.microsoft.com/office/word/2010/wordprocessingShape" mc:Ignorable="w14 w15 w16se wp14">
   <w:footnote w:type="separator" w:id="-1">
     <w:p>
       <w:pPr>
@@ -15869,19 +15655,17 @@
 </file>
 
 <file path=word/header1.xml><?xml version="1.0" encoding="utf-8"?>
-<w:hdr xmlns:wpc="http://schemas.microsoft.com/office/word/2010/wordprocessingCanvas" xmlns:cx="http://schemas.microsoft.com/office/drawing/2014/chartex" xmlns:cx1="http://schemas.microsoft.com/office/drawing/2015/9/8/chartex" xmlns:mc="http://schemas.openxmlformats.org/markup-compatibility/2006" xmlns:o="urn:schemas-microsoft-com:office:office" xmlns:r="http://schemas.openxmlformats.org/officeDocument/2006/relationships" xmlns:m="http://schemas.openxmlformats.org/officeDocument/2006/math" xmlns:v="urn:schemas-microsoft-com:vml" xmlns:wp14="http://schemas.microsoft.com/office/word/2010/wordprocessingDrawing" xmlns:wp="http://schemas.openxmlformats.org/drawingml/2006/wordprocessingDrawing" xmlns:w10="urn:schemas-microsoft-com:office:word" xmlns:w="http://schemas.openxmlformats.org/wordprocessingml/2006/main" xmlns:w14="http://schemas.microsoft.com/office/word/2010/wordml" xmlns:w15="http://schemas.microsoft.com/office/word/2012/wordml" xmlns:w16se="http://schemas.microsoft.com/office/word/2015/wordml/symex" xmlns:wpg="http://schemas.microsoft.com/office/word/2010/wordprocessingGroup" xmlns:wpi="http://schemas.microsoft.com/office/word/2010/wordprocessingInk" xmlns:wne="http://schemas.microsoft.com/office/word/2006/wordml" xmlns:wps="http://schemas.microsoft.com/office/word/2010/wordprocessingShape" mc:Ignorable="w14 w15 w16se wp14">
+<w:hdr xmlns:wpc="http://schemas.microsoft.com/office/word/2010/wordprocessingCanvas" xmlns:cx="http://schemas.microsoft.com/office/drawing/2014/chartex" xmlns:mc="http://schemas.openxmlformats.org/markup-compatibility/2006" xmlns:o="urn:schemas-microsoft-com:office:office" xmlns:r="http://schemas.openxmlformats.org/officeDocument/2006/relationships" xmlns:m="http://schemas.openxmlformats.org/officeDocument/2006/math" xmlns:v="urn:schemas-microsoft-com:vml" xmlns:wp14="http://schemas.microsoft.com/office/word/2010/wordprocessingDrawing" xmlns:wp="http://schemas.openxmlformats.org/drawingml/2006/wordprocessingDrawing" xmlns:w10="urn:schemas-microsoft-com:office:word" xmlns:w="http://schemas.openxmlformats.org/wordprocessingml/2006/main" xmlns:w14="http://schemas.microsoft.com/office/word/2010/wordml" xmlns:w15="http://schemas.microsoft.com/office/word/2012/wordml" xmlns:w16se="http://schemas.microsoft.com/office/word/2015/wordml/symex" xmlns:wpg="http://schemas.microsoft.com/office/word/2010/wordprocessingGroup" xmlns:wpi="http://schemas.microsoft.com/office/word/2010/wordprocessingInk" xmlns:wne="http://schemas.microsoft.com/office/word/2006/wordml" xmlns:wps="http://schemas.microsoft.com/office/word/2010/wordprocessingShape" mc:Ignorable="w14 w15 w16se wp14">
   <w:p>
     <w:pPr>
       <w:pStyle w:val="a3"/>
     </w:pPr>
-    <w:proofErr w:type="spellStart"/>
     <w:r>
       <w:rPr>
         <w:rFonts w:hint="eastAsia"/>
       </w:rPr>
       <w:t>대회준비도</w:t>
     </w:r>
-    <w:proofErr w:type="spellEnd"/>
     <w:r>
       <w:t xml:space="preserve"> </w:t>
     </w:r>
@@ -15891,22 +15675,18 @@
     <w:r>
       <w:t xml:space="preserve"> </w:t>
     </w:r>
-    <w:proofErr w:type="spellStart"/>
-    <w:proofErr w:type="gramStart"/>
     <w:r>
       <w:t>두잉창의코딩</w:t>
     </w:r>
-    <w:proofErr w:type="spellEnd"/>
     <w:r>
       <w:t xml:space="preserve"> !</w:t>
     </w:r>
-    <w:proofErr w:type="gramEnd"/>
   </w:p>
 </w:hdr>
 </file>
 
 <file path=word/header2.xml><?xml version="1.0" encoding="utf-8"?>
-<w:hdr xmlns:wpc="http://schemas.microsoft.com/office/word/2010/wordprocessingCanvas" xmlns:cx="http://schemas.microsoft.com/office/drawing/2014/chartex" xmlns:cx1="http://schemas.microsoft.com/office/drawing/2015/9/8/chartex" xmlns:mc="http://schemas.openxmlformats.org/markup-compatibility/2006" xmlns:o="urn:schemas-microsoft-com:office:office" xmlns:r="http://schemas.openxmlformats.org/officeDocument/2006/relationships" xmlns:m="http://schemas.openxmlformats.org/officeDocument/2006/math" xmlns:v="urn:schemas-microsoft-com:vml" xmlns:wp14="http://schemas.microsoft.com/office/word/2010/wordprocessingDrawing" xmlns:wp="http://schemas.openxmlformats.org/drawingml/2006/wordprocessingDrawing" xmlns:w10="urn:schemas-microsoft-com:office:word" xmlns:w="http://schemas.openxmlformats.org/wordprocessingml/2006/main" xmlns:w14="http://schemas.microsoft.com/office/word/2010/wordml" xmlns:w15="http://schemas.microsoft.com/office/word/2012/wordml" xmlns:w16se="http://schemas.microsoft.com/office/word/2015/wordml/symex" xmlns:wpg="http://schemas.microsoft.com/office/word/2010/wordprocessingGroup" xmlns:wpi="http://schemas.microsoft.com/office/word/2010/wordprocessingInk" xmlns:wne="http://schemas.microsoft.com/office/word/2006/wordml" xmlns:wps="http://schemas.microsoft.com/office/word/2010/wordprocessingShape" mc:Ignorable="w14 w15 w16se wp14">
+<w:hdr xmlns:wpc="http://schemas.microsoft.com/office/word/2010/wordprocessingCanvas" xmlns:cx="http://schemas.microsoft.com/office/drawing/2014/chartex" xmlns:mc="http://schemas.openxmlformats.org/markup-compatibility/2006" xmlns:o="urn:schemas-microsoft-com:office:office" xmlns:r="http://schemas.openxmlformats.org/officeDocument/2006/relationships" xmlns:m="http://schemas.openxmlformats.org/officeDocument/2006/math" xmlns:v="urn:schemas-microsoft-com:vml" xmlns:wp14="http://schemas.microsoft.com/office/word/2010/wordprocessingDrawing" xmlns:wp="http://schemas.openxmlformats.org/drawingml/2006/wordprocessingDrawing" xmlns:w10="urn:schemas-microsoft-com:office:word" xmlns:w="http://schemas.openxmlformats.org/wordprocessingml/2006/main" xmlns:w14="http://schemas.microsoft.com/office/word/2010/wordml" xmlns:w15="http://schemas.microsoft.com/office/word/2012/wordml" xmlns:w16se="http://schemas.microsoft.com/office/word/2015/wordml/symex" xmlns:wpg="http://schemas.microsoft.com/office/word/2010/wordprocessingGroup" xmlns:wpi="http://schemas.microsoft.com/office/word/2010/wordprocessingInk" xmlns:wne="http://schemas.microsoft.com/office/word/2006/wordml" xmlns:wps="http://schemas.microsoft.com/office/word/2010/wordprocessingShape" mc:Ignorable="w14 w15 w16se wp14">
   <w:p>
     <w:pPr>
       <w:pStyle w:val="a3"/>
@@ -16002,18 +15782,8 @@
 </w:hdr>
 </file>
 
-<file path=word/header3.xml><?xml version="1.0" encoding="utf-8"?>
-<w:hdr xmlns:wpc="http://schemas.microsoft.com/office/word/2010/wordprocessingCanvas" xmlns:cx="http://schemas.microsoft.com/office/drawing/2014/chartex" xmlns:cx1="http://schemas.microsoft.com/office/drawing/2015/9/8/chartex" xmlns:mc="http://schemas.openxmlformats.org/markup-compatibility/2006" xmlns:o="urn:schemas-microsoft-com:office:office" xmlns:r="http://schemas.openxmlformats.org/officeDocument/2006/relationships" xmlns:m="http://schemas.openxmlformats.org/officeDocument/2006/math" xmlns:v="urn:schemas-microsoft-com:vml" xmlns:wp14="http://schemas.microsoft.com/office/word/2010/wordprocessingDrawing" xmlns:wp="http://schemas.openxmlformats.org/drawingml/2006/wordprocessingDrawing" xmlns:w10="urn:schemas-microsoft-com:office:word" xmlns:w="http://schemas.openxmlformats.org/wordprocessingml/2006/main" xmlns:w14="http://schemas.microsoft.com/office/word/2010/wordml" xmlns:w15="http://schemas.microsoft.com/office/word/2012/wordml" xmlns:w16se="http://schemas.microsoft.com/office/word/2015/wordml/symex" xmlns:wpg="http://schemas.microsoft.com/office/word/2010/wordprocessingGroup" xmlns:wpi="http://schemas.microsoft.com/office/word/2010/wordprocessingInk" xmlns:wne="http://schemas.microsoft.com/office/word/2006/wordml" xmlns:wps="http://schemas.microsoft.com/office/word/2010/wordprocessingShape" mc:Ignorable="w14 w15 w16se wp14">
-  <w:p>
-    <w:pPr>
-      <w:pStyle w:val="a3"/>
-    </w:pPr>
-  </w:p>
-</w:hdr>
-</file>
-
 <file path=word/numbering.xml><?xml version="1.0" encoding="utf-8"?>
-<w:numbering xmlns:wpc="http://schemas.microsoft.com/office/word/2010/wordprocessingCanvas" xmlns:cx="http://schemas.microsoft.com/office/drawing/2014/chartex" xmlns:cx1="http://schemas.microsoft.com/office/drawing/2015/9/8/chartex" xmlns:mc="http://schemas.openxmlformats.org/markup-compatibility/2006" xmlns:o="urn:schemas-microsoft-com:office:office" xmlns:r="http://schemas.openxmlformats.org/officeDocument/2006/relationships" xmlns:m="http://schemas.openxmlformats.org/officeDocument/2006/math" xmlns:v="urn:schemas-microsoft-com:vml" xmlns:wp14="http://schemas.microsoft.com/office/word/2010/wordprocessingDrawing" xmlns:wp="http://schemas.openxmlformats.org/drawingml/2006/wordprocessingDrawing" xmlns:w10="urn:schemas-microsoft-com:office:word" xmlns:w="http://schemas.openxmlformats.org/wordprocessingml/2006/main" xmlns:w14="http://schemas.microsoft.com/office/word/2010/wordml" xmlns:w15="http://schemas.microsoft.com/office/word/2012/wordml" xmlns:w16se="http://schemas.microsoft.com/office/word/2015/wordml/symex" xmlns:wpg="http://schemas.microsoft.com/office/word/2010/wordprocessingGroup" xmlns:wpi="http://schemas.microsoft.com/office/word/2010/wordprocessingInk" xmlns:wne="http://schemas.microsoft.com/office/word/2006/wordml" xmlns:wps="http://schemas.microsoft.com/office/word/2010/wordprocessingShape" mc:Ignorable="w14 w15 w16se wp14">
+<w:numbering xmlns:wpc="http://schemas.microsoft.com/office/word/2010/wordprocessingCanvas" xmlns:cx="http://schemas.microsoft.com/office/drawing/2014/chartex" xmlns:mc="http://schemas.openxmlformats.org/markup-compatibility/2006" xmlns:o="urn:schemas-microsoft-com:office:office" xmlns:r="http://schemas.openxmlformats.org/officeDocument/2006/relationships" xmlns:m="http://schemas.openxmlformats.org/officeDocument/2006/math" xmlns:v="urn:schemas-microsoft-com:vml" xmlns:wp14="http://schemas.microsoft.com/office/word/2010/wordprocessingDrawing" xmlns:wp="http://schemas.openxmlformats.org/drawingml/2006/wordprocessingDrawing" xmlns:w10="urn:schemas-microsoft-com:office:word" xmlns:w="http://schemas.openxmlformats.org/wordprocessingml/2006/main" xmlns:w14="http://schemas.microsoft.com/office/word/2010/wordml" xmlns:w15="http://schemas.microsoft.com/office/word/2012/wordml" xmlns:w16se="http://schemas.microsoft.com/office/word/2015/wordml/symex" xmlns:wpg="http://schemas.microsoft.com/office/word/2010/wordprocessingGroup" xmlns:wpi="http://schemas.microsoft.com/office/word/2010/wordprocessingInk" xmlns:wne="http://schemas.microsoft.com/office/word/2006/wordml" xmlns:wps="http://schemas.microsoft.com/office/word/2010/wordprocessingShape" mc:Ignorable="w14 w15 w16se wp14">
   <w:abstractNum w:abstractNumId="0" w15:restartNumberingAfterBreak="0">
     <w:nsid w:val="0F067975"/>
     <w:multiLevelType w:val="multilevel"/>
